--- a/word_reports/LP_0367_위치_461_Uriah Heep_The Best of Ur.docx
+++ b/word_reports/LP_0367_위치_461_Uriah Heep_The Best of Ur.docx
@@ -4,7 +4,7 @@
   <w:body>
     <w:p>
       <w:pPr>
-        <w:spacing w:after="280"/>
+        <w:spacing w:after="80"/>
       </w:pPr>
       <w:r>
         <w:rPr w:rFonts="맑은 고딕">
@@ -13,94 +13,47 @@
           <w:color w:val="1E3A8A"/>
           <w:sz w:val="30"/>
         </w:rPr>
-        <w:t>[461] Uriah Heep - The Best of Uriah Heep</w:t>
+        <w:t>Uriah Heep (유라이아 힙) - The Best of Uriah Heep</w:t>
       </w:r>
     </w:p>
     <w:p>
       <w:pPr>
-        <w:spacing w:after="320"/>
+        <w:spacing w:after="240"/>
       </w:pPr>
       <w:r>
         <w:rPr w:rFonts="맑은 고딕">
           <w:rFonts w:ascii="맑은 고딕" w:hAnsi="맑은 고딕" w:eastAsia="맑은 고딕"/>
           <w:b/>
-          <w:sz w:val="20"/>
+          <w:color w:val="4B5563"/>
+          <w:sz w:val="22"/>
         </w:rPr>
-        <w:t>■ 위치 : 461</w:t>
-        <w:br/>
-      </w:r>
-      <w:r>
-        <w:rPr w:rFonts="맑은 고딕">
-          <w:rFonts w:ascii="맑은 고딕" w:hAnsi="맑은 고딕" w:eastAsia="맑은 고딕"/>
-          <w:b/>
-          <w:sz w:val="20"/>
-        </w:rPr>
-        <w:t>■ 아티스트 : Uriah Heep</w:t>
-        <w:br/>
-      </w:r>
-      <w:r>
-        <w:rPr w:rFonts="맑은 고딕">
-          <w:rFonts w:ascii="맑은 고딕" w:hAnsi="맑은 고딕" w:eastAsia="맑은 고딕"/>
-          <w:b/>
-          <w:sz w:val="20"/>
-        </w:rPr>
-        <w:t>■ 앨범명 : The Best of Uriah Heep</w:t>
-        <w:br/>
-      </w:r>
-      <w:r>
-        <w:rPr w:rFonts="맑은 고딕">
-          <w:rFonts w:ascii="맑은 고딕" w:hAnsi="맑은 고딕" w:eastAsia="맑은 고딕"/>
-          <w:b w:val="0"/>
-          <w:sz w:val="20"/>
-        </w:rPr>
-        <w:t>■ 음반 레이블 : Bronze Records</w:t>
-        <w:br/>
-      </w:r>
-      <w:r>
-        <w:rPr w:rFonts="맑은 고딕">
-          <w:rFonts w:ascii="맑은 고딕" w:hAnsi="맑은 고딕" w:eastAsia="맑은 고딕"/>
-          <w:b w:val="0"/>
-          <w:sz w:val="20"/>
-        </w:rPr>
-        <w:t>■ 발매년도 : 1975</w:t>
-        <w:br/>
-      </w:r>
-      <w:r>
-        <w:rPr w:rFonts="맑은 고딕">
-          <w:rFonts w:ascii="맑은 고딕" w:hAnsi="맑은 고딕" w:eastAsia="맑은 고딕"/>
-          <w:b w:val="0"/>
-          <w:sz w:val="20"/>
-        </w:rPr>
-        <w:t>■ 장르 : 하드 록 (Hard Rock) / 프로그래시브 록 (Progressive Rock)</w:t>
-        <w:br/>
-      </w:r>
-      <w:r>
-        <w:rPr w:rFonts="맑은 고딕">
-          <w:rFonts w:ascii="맑은 고딕" w:hAnsi="맑은 고딕" w:eastAsia="맑은 고딕"/>
-          <w:b w:val="0"/>
-          <w:sz w:val="20"/>
-        </w:rPr>
-        <w:t>■ 주요 수록곡 : 1. Gypsy</w:t>
-        <w:br/>
+        <w:t>위치 :  461</w:t>
       </w:r>
     </w:p>
     <w:p>
       <w:pPr>
-        <w:spacing w:after="160"/>
+        <w:spacing w:line="324" w:lineRule="auto" w:before="80" w:after="160"/>
       </w:pPr>
       <w:r>
         <w:rPr w:rFonts="맑은 고딕">
           <w:rFonts w:ascii="맑은 고딕" w:hAnsi="맑은 고딕" w:eastAsia="맑은 고딕"/>
           <w:b/>
           <w:color w:val="1F2937"/>
-          <w:sz w:val="24"/>
+          <w:sz w:val="22"/>
         </w:rPr>
-        <w:t>■ 음반 해설 및 감상 가이드</w:t>
+        <w:t xml:space="preserve">[음반 소개] </w:t>
+      </w:r>
+      <w:r>
+        <w:rPr w:rFonts="맑은 고딕">
+          <w:rFonts w:ascii="맑은 고딕" w:hAnsi="맑은 고딕" w:eastAsia="맑은 고딕"/>
+          <w:b w:val="0"/>
+          <w:sz w:val="21"/>
+        </w:rPr>
       </w:r>
     </w:p>
     <w:p>
       <w:pPr>
-        <w:spacing w:line="312" w:lineRule="auto" w:after="120"/>
+        <w:spacing w:line="324" w:lineRule="auto" w:after="120"/>
       </w:pPr>
       <w:r>
         <w:rPr w:rFonts="맑은 고딕">
@@ -108,51 +61,485 @@
           <w:b w:val="0"/>
           <w:sz w:val="21"/>
         </w:rPr>
-        <w:t>1970년대 영국 하드 록의 황금기를 이끌었던 유라이어 힙(Uriah Heep)은 딥 퍼플, 블랙 사바스, 레드 제플린 등과 함께 서양 록 음악사에 거대한 족적을 남긴 전설적인 밴드입니다. 본 베스트 앨범 [The Best of Uriah Heep]은 이들이 세계적인 명성을 얻었던 1970년대 초·중반의 빛나는 정점을 고스란히 응축한 결정반입니다. 프론트맨 데이비드 바이런(David Byron)의 드라마틱한 보컬과 켄 헨슬리(Ken Hensley)의 다재다능한 건반 및 작곡 역량이 만개했던 시기의 대표작들을 엄선하여, 밴드의 음악적 정체성을 한눈에 파악할 수 있는 귀중한 음반입니다.</w:t>
+        <w:t>1970년대 브리티시 하드 록의 여명기 속에서 클래시컬한 장엄함과 환상 문학적 서사를 결합해 독보적인 음악적 영토를 구축했던 유라이아 힙의 찬란한 정수가 응축된 베스트 앨범입니다. 해먼드 오르간의 웅장한 물결과 켄 헨슬리의 서정적인 건반, 그리고 데이비드 바이런의 극적인 비브라토가 어우러져 한 편의 중세 대서사시를 눈앞에 펼쳐냅니다. 거칠고 폭발적인 록의 에너지 이면에 깃든 애수 어린 멜로디와 풍성한 5성 코러스 하모니는 당대 록 음악이 도달할 수 있었던 가장 낭만적인 순간을 증명합니다. 황금기 유라이아 힙의 심장부를 관통하는 명작들을 집대성한 이 음반은 아날로그 시대를 풍미한 프로그레시브 하드 록의 정수를 오롯이 전해주는 소중한 음악적 유산입니다.</w:t>
       </w:r>
     </w:p>
     <w:p>
       <w:pPr>
-        <w:spacing w:line="312" w:lineRule="auto" w:after="120"/>
+        <w:spacing w:line="324" w:lineRule="auto" w:before="200" w:after="80"/>
       </w:pPr>
+      <w:r>
+        <w:rPr w:rFonts="맑은 고딕">
+          <w:rFonts w:ascii="맑은 고딕" w:hAnsi="맑은 고딕" w:eastAsia="맑은 고딕"/>
+          <w:b/>
+          <w:color w:val="1E3A8A"/>
+          <w:sz w:val="24"/>
+        </w:rPr>
+        <w:t>1. 음반 데이터</w:t>
+      </w:r>
+    </w:p>
+    <w:p>
+      <w:pPr>
+        <w:spacing w:line="324" w:lineRule="auto" w:after="80"/>
+      </w:pPr>
+      <w:r>
+        <w:rPr w:rFonts="맑은 고딕">
+          <w:rFonts w:ascii="맑은 고딕" w:hAnsi="맑은 고딕" w:eastAsia="맑은 고딕"/>
+          <w:b w:val="0"/>
+          <w:color w:val="6B7280"/>
+          <w:sz w:val="21"/>
+        </w:rPr>
+        <w:t xml:space="preserve">· </w:t>
+      </w:r>
+      <w:r>
+        <w:rPr w:rFonts="맑은 고딕">
+          <w:rFonts w:ascii="맑은 고딕" w:hAnsi="맑은 고딕" w:eastAsia="맑은 고딕"/>
+          <w:b/>
+          <w:color w:val="1F2937"/>
+          <w:sz w:val="21"/>
+        </w:rPr>
+        <w:t xml:space="preserve">앨범명: </w:t>
+      </w:r>
       <w:r>
         <w:rPr w:rFonts="맑은 고딕">
           <w:rFonts w:ascii="맑은 고딕" w:hAnsi="맑은 고딕" w:eastAsia="맑은 고딕"/>
           <w:b w:val="0"/>
           <w:sz w:val="21"/>
         </w:rPr>
-        <w:t>유라이어 힙의 음악은 육중한 록 리프 위에 프로그래시브 록 특유의 기교와 고전적인 서정성을 섬세하게 결합한 점이 가장 큰 특징입니다. 켄 헨슬리의 강렬하면서도 밀도 높은 해몬드 오르간 연주는 곡 전체에 웅장한 공간감을 부여하며, 믹 박스(Mick Box)의 날카로운 와와(Wah-wah) 기타 리프와 완벽한 조화를 이룹니다. 여기에 드라마틱한 고음과 오페라틱한 발성을 자유자재로 넘나드는 데이비드 바이런의 전율 어린 보컬, 그리고 멤버 전원이 참여하는 특유의 풍성한 보컬 하모니는 유라이어 힙만의 독보적인 사운드 컬러를 완성합니다.</w:t>
+        <w:t>The Best of Uriah Heep</w:t>
       </w:r>
     </w:p>
     <w:p>
       <w:pPr>
-        <w:spacing w:line="312" w:lineRule="auto" w:after="120"/>
+        <w:spacing w:line="324" w:lineRule="auto" w:after="80"/>
       </w:pPr>
+      <w:r>
+        <w:rPr w:rFonts="맑은 고딕">
+          <w:rFonts w:ascii="맑은 고딕" w:hAnsi="맑은 고딕" w:eastAsia="맑은 고딕"/>
+          <w:b w:val="0"/>
+          <w:color w:val="6B7280"/>
+          <w:sz w:val="21"/>
+        </w:rPr>
+        <w:t xml:space="preserve">· </w:t>
+      </w:r>
+      <w:r>
+        <w:rPr w:rFonts="맑은 고딕">
+          <w:rFonts w:ascii="맑은 고딕" w:hAnsi="맑은 고딕" w:eastAsia="맑은 고딕"/>
+          <w:b/>
+          <w:color w:val="1F2937"/>
+          <w:sz w:val="21"/>
+        </w:rPr>
+        <w:t xml:space="preserve">발매 정보: </w:t>
+      </w:r>
       <w:r>
         <w:rPr w:rFonts="맑은 고딕">
           <w:rFonts w:ascii="맑은 고딕" w:hAnsi="맑은 고딕" w:eastAsia="맑은 고딕"/>
           <w:b w:val="0"/>
           <w:sz w:val="21"/>
         </w:rPr>
-        <w:t>수록곡들은 밴드가 지닌 폭넓은 스펙트럼을 완벽하게 증명합니다. 포효하는 오르간 리프로 포문을 여는 강력한 데뷔작 'Gypsy'와 스피디하고 폭발적인 에너지로 빌보드를 매료시킨 'Easy Livin''은 하드 록의 정수를 보여줍니다. 반면, 10분에 달하는 장대한 서사성과 모그 신디사이저의 아련한 선율이 일품인 'July Morning'은 한국 리스너들에게도 시대를 초월해 사랑받는 아트 록 서사시의 절정입니다. 또한, 어쿠스틱한 질감과 판타지적 시상이 돋보이는 'The Wizard'와 서정적인 포크 록 감성의 'Lady in Black'은 이들이 가진 섬세한 음악적 결을 느끼게 합니다.</w:t>
+        <w:t>유라이아 힙의 최전성기였던 1970년대 초·중반 명곡들을 집대성하여 1975~1976년 무렵 머큐리(Mercury) 및 브론즈(Bronze) 레코드를 통해 전 세계에 발매된 기념비적인 컴필레이션 앨범입니다.</w:t>
       </w:r>
     </w:p>
     <w:p>
       <w:pPr>
-        <w:spacing w:line="312" w:lineRule="auto" w:after="120"/>
+        <w:spacing w:line="324" w:lineRule="auto" w:after="80"/>
       </w:pPr>
+      <w:r>
+        <w:rPr w:rFonts="맑은 고딕">
+          <w:rFonts w:ascii="맑은 고딕" w:hAnsi="맑은 고딕" w:eastAsia="맑은 고딕"/>
+          <w:b w:val="0"/>
+          <w:color w:val="6B7280"/>
+          <w:sz w:val="21"/>
+        </w:rPr>
+        <w:t xml:space="preserve">· </w:t>
+      </w:r>
+      <w:r>
+        <w:rPr w:rFonts="맑은 고딕">
+          <w:rFonts w:ascii="맑은 고딕" w:hAnsi="맑은 고딕" w:eastAsia="맑은 고딕"/>
+          <w:b/>
+          <w:color w:val="1F2937"/>
+          <w:sz w:val="21"/>
+        </w:rPr>
+        <w:t xml:space="preserve">LP 인기도(판매량): </w:t>
+      </w:r>
       <w:r>
         <w:rPr w:rFonts="맑은 고딕">
           <w:rFonts w:ascii="맑은 고딕" w:hAnsi="맑은 고딕" w:eastAsia="맑은 고딕"/>
           <w:b w:val="0"/>
           <w:sz w:val="21"/>
         </w:rPr>
-        <w:t>아날로그 LP의 묵직하고 따뜻한 질감으로 감상하는 이 음반은 70년대 영국 록이 지녔던 클래시컬한 우아함과 진보적인 정열을 있는 그대로 전해줍니다. [The Best of Uriah Heep]은 단순한 히트곡 모음집을 넘어, 정교하게 세공된 웅장한 록 아트를 가장 품격 있게 경험할 수 있는 명반이자 클래식 록 애호가들의 컬렉션에서 결코 빠질 수 없는 소중한 유산입니다.</w:t>
+        <w:t>발매 직후 미국 빌보드 200 차트 상위권에 진입하고 유럽 각국 차트를 석권하였으며, 꾸준한 스테디셀러로 자리매김해 미국 RIAA 골드(Gold) 레코드 인증 및 글로벌 수백만 장의 누적 판매고를 기록했습니다.</w:t>
+      </w:r>
+    </w:p>
+    <w:p>
+      <w:pPr>
+        <w:spacing w:line="324" w:lineRule="auto" w:after="80"/>
+      </w:pPr>
+      <w:r>
+        <w:rPr w:rFonts="맑은 고딕">
+          <w:rFonts w:ascii="맑은 고딕" w:hAnsi="맑은 고딕" w:eastAsia="맑은 고딕"/>
+          <w:b w:val="0"/>
+          <w:color w:val="6B7280"/>
+          <w:sz w:val="21"/>
+        </w:rPr>
+        <w:t xml:space="preserve">· </w:t>
+      </w:r>
+      <w:r>
+        <w:rPr w:rFonts="맑은 고딕">
+          <w:rFonts w:ascii="맑은 고딕" w:hAnsi="맑은 고딕" w:eastAsia="맑은 고딕"/>
+          <w:b/>
+          <w:color w:val="1F2937"/>
+          <w:sz w:val="21"/>
+        </w:rPr>
+        <w:t xml:space="preserve">각종 수상경력: </w:t>
+      </w:r>
+      <w:r>
+        <w:rPr w:rFonts="맑은 고딕">
+          <w:rFonts w:ascii="맑은 고딕" w:hAnsi="맑은 고딕" w:eastAsia="맑은 고딕"/>
+          <w:b w:val="0"/>
+          <w:sz w:val="21"/>
+        </w:rPr>
+        <w:t>딥 퍼플, 레드 제플린, 블랙 사바스와 더불어 '영국 4대 헤비 록 밴드'로서의 위상을 확고히 각인시켰으며, 클래식 록 매거진 등 유수의 음악 매체로부터 70년대 프로그레시브 하드 록을 정의한 걸작 모음집으로 영구히 헌정되고 있습니다.</w:t>
+      </w:r>
+    </w:p>
+    <w:p>
+      <w:pPr>
+        <w:spacing w:line="324" w:lineRule="auto" w:before="200" w:after="80"/>
+      </w:pPr>
+      <w:r>
+        <w:rPr w:rFonts="맑은 고딕">
+          <w:rFonts w:ascii="맑은 고딕" w:hAnsi="맑은 고딕" w:eastAsia="맑은 고딕"/>
+          <w:b/>
+          <w:color w:val="1E3A8A"/>
+          <w:sz w:val="24"/>
+        </w:rPr>
+        <w:t>2. 아티스트 정보</w:t>
+      </w:r>
+    </w:p>
+    <w:p>
+      <w:pPr>
+        <w:spacing w:line="324" w:lineRule="auto" w:after="80"/>
+      </w:pPr>
+      <w:r>
+        <w:rPr w:rFonts="맑은 고딕">
+          <w:rFonts w:ascii="맑은 고딕" w:hAnsi="맑은 고딕" w:eastAsia="맑은 고딕"/>
+          <w:b w:val="0"/>
+          <w:color w:val="6B7280"/>
+          <w:sz w:val="21"/>
+        </w:rPr>
+        <w:t xml:space="preserve">· </w:t>
+      </w:r>
+      <w:r>
+        <w:rPr w:rFonts="맑은 고딕">
+          <w:rFonts w:ascii="맑은 고딕" w:hAnsi="맑은 고딕" w:eastAsia="맑은 고딕"/>
+          <w:b/>
+          <w:color w:val="1F2937"/>
+          <w:sz w:val="21"/>
+        </w:rPr>
+        <w:t xml:space="preserve">국적: </w:t>
+      </w:r>
+      <w:r>
+        <w:rPr w:rFonts="맑은 고딕">
+          <w:rFonts w:ascii="맑은 고딕" w:hAnsi="맑은 고딕" w:eastAsia="맑은 고딕"/>
+          <w:b w:val="0"/>
+          <w:sz w:val="21"/>
+        </w:rPr>
+        <w:t>영국 (United Kingdom)</w:t>
+      </w:r>
+    </w:p>
+    <w:p>
+      <w:pPr>
+        <w:spacing w:line="324" w:lineRule="auto" w:after="80"/>
+      </w:pPr>
+      <w:r>
+        <w:rPr w:rFonts="맑은 고딕">
+          <w:rFonts w:ascii="맑은 고딕" w:hAnsi="맑은 고딕" w:eastAsia="맑은 고딕"/>
+          <w:b w:val="0"/>
+          <w:color w:val="6B7280"/>
+          <w:sz w:val="21"/>
+        </w:rPr>
+        <w:t xml:space="preserve">· </w:t>
+      </w:r>
+      <w:r>
+        <w:rPr w:rFonts="맑은 고딕">
+          <w:rFonts w:ascii="맑은 고딕" w:hAnsi="맑은 고딕" w:eastAsia="맑은 고딕"/>
+          <w:b/>
+          <w:color w:val="1F2937"/>
+          <w:sz w:val="21"/>
+        </w:rPr>
+        <w:t xml:space="preserve">생몰년도: </w:t>
+      </w:r>
+      <w:r>
+        <w:rPr w:rFonts="맑은 고딕">
+          <w:rFonts w:ascii="맑은 고딕" w:hAnsi="맑은 고딕" w:eastAsia="맑은 고딕"/>
+          <w:b w:val="0"/>
+          <w:sz w:val="21"/>
+        </w:rPr>
+        <w:t>1969년 결성 ~ 현재 활동 중</w:t>
+      </w:r>
+    </w:p>
+    <w:p>
+      <w:pPr>
+        <w:spacing w:line="324" w:lineRule="auto" w:after="80"/>
+      </w:pPr>
+      <w:r>
+        <w:rPr w:rFonts="맑은 고딕">
+          <w:rFonts w:ascii="맑은 고딕" w:hAnsi="맑은 고딕" w:eastAsia="맑은 고딕"/>
+          <w:b w:val="0"/>
+          <w:color w:val="6B7280"/>
+          <w:sz w:val="21"/>
+        </w:rPr>
+        <w:t xml:space="preserve">· </w:t>
+      </w:r>
+      <w:r>
+        <w:rPr w:rFonts="맑은 고딕">
+          <w:rFonts w:ascii="맑은 고딕" w:hAnsi="맑은 고딕" w:eastAsia="맑은 고딕"/>
+          <w:b/>
+          <w:color w:val="1F2937"/>
+          <w:sz w:val="21"/>
+        </w:rPr>
+        <w:t xml:space="preserve">그룹 소속: </w:t>
+      </w:r>
+      <w:r>
+        <w:rPr w:rFonts="맑은 고딕">
+          <w:rFonts w:ascii="맑은 고딕" w:hAnsi="맑은 고딕" w:eastAsia="맑은 고딕"/>
+          <w:b w:val="0"/>
+          <w:sz w:val="21"/>
+        </w:rPr>
+        <w:t>록 밴드 (5인조 그룹 형태)</w:t>
+      </w:r>
+    </w:p>
+    <w:p>
+      <w:pPr>
+        <w:spacing w:line="324" w:lineRule="auto" w:after="80"/>
+      </w:pPr>
+      <w:r>
+        <w:rPr w:rFonts="맑은 고딕">
+          <w:rFonts w:ascii="맑은 고딕" w:hAnsi="맑은 고딕" w:eastAsia="맑은 고딕"/>
+          <w:b w:val="0"/>
+          <w:color w:val="6B7280"/>
+          <w:sz w:val="21"/>
+        </w:rPr>
+        <w:t xml:space="preserve">· </w:t>
+      </w:r>
+      <w:r>
+        <w:rPr w:rFonts="맑은 고딕">
+          <w:rFonts w:ascii="맑은 고딕" w:hAnsi="맑은 고딕" w:eastAsia="맑은 고딕"/>
+          <w:b/>
+          <w:color w:val="1F2937"/>
+          <w:sz w:val="21"/>
+        </w:rPr>
+        <w:t xml:space="preserve">아티스트 소개: </w:t>
+      </w:r>
+      <w:r>
+        <w:rPr w:rFonts="맑은 고딕">
+          <w:rFonts w:ascii="맑은 고딕" w:hAnsi="맑은 고딕" w:eastAsia="맑은 고딕"/>
+          <w:b w:val="0"/>
+          <w:sz w:val="21"/>
+        </w:rPr>
+        <w:t>찰스 디킨스의 소설 《데이비드 코퍼필드》 속 인물에서 이름을 따온 유라이아 힙은 드라마틱한 멜로디 감각과 오페라를 방불케 하는 보컬 하모니로 프로그레시브 록과 헤비메탈의 교량을 놓은 선구자입니다. 해먼드 오르간을 주선율로 전면에 내세운 독창적인 편곡 기법과 신화적 상상력을 담은 가사 세계는 후대 심포닉 록과 유러피언 파워 메탈 씬 전반에 지대한 영향을 끼쳤습니다.</w:t>
+      </w:r>
+    </w:p>
+    <w:p>
+      <w:pPr>
+        <w:spacing w:line="324" w:lineRule="auto" w:before="200" w:after="80"/>
+      </w:pPr>
+      <w:r>
+        <w:rPr w:rFonts="맑은 고딕">
+          <w:rFonts w:ascii="맑은 고딕" w:hAnsi="맑은 고딕" w:eastAsia="맑은 고딕"/>
+          <w:b/>
+          <w:color w:val="1E3A8A"/>
+          <w:sz w:val="24"/>
+        </w:rPr>
+        <w:t>3. 음반 상세 분석</w:t>
+      </w:r>
+    </w:p>
+    <w:p>
+      <w:pPr>
+        <w:spacing w:line="324" w:lineRule="auto" w:after="80"/>
+      </w:pPr>
+      <w:r>
+        <w:rPr w:rFonts="맑은 고딕">
+          <w:rFonts w:ascii="맑은 고딕" w:hAnsi="맑은 고딕" w:eastAsia="맑은 고딕"/>
+          <w:b w:val="0"/>
+          <w:color w:val="6B7280"/>
+          <w:sz w:val="21"/>
+        </w:rPr>
+        <w:t xml:space="preserve">· </w:t>
+      </w:r>
+      <w:r>
+        <w:rPr w:rFonts="맑은 고딕">
+          <w:rFonts w:ascii="맑은 고딕" w:hAnsi="맑은 고딕" w:eastAsia="맑은 고딕"/>
+          <w:b/>
+          <w:color w:val="1F2937"/>
+          <w:sz w:val="21"/>
+        </w:rPr>
+        <w:t xml:space="preserve">역사적 위치: </w:t>
+      </w:r>
+      <w:r>
+        <w:rPr w:rFonts="맑은 고딕">
+          <w:rFonts w:ascii="맑은 고딕" w:hAnsi="맑은 고딕" w:eastAsia="맑은 고딕"/>
+          <w:b w:val="0"/>
+          <w:sz w:val="21"/>
+        </w:rPr>
+        <w:t>단순한 히트곡의 나열을 넘어, 거친 하드 록 사운드에 클래시컬한 대위법과 바로크적 비장미를 성공적으로 접목했던 1970년대 록의 미학적 정점을 보여주는 앨범입니다. 헤비메탈의 태동기와 프로그레시브 록의 황금기가 절묘하게 맞물린 지점에서 탄생한 본작은 밴드의 음악적 정체성이 완성되었음을 알리는 가장 완벽한 역사적 입문서이자 정전(Canon)으로 평가받습니다.</w:t>
+      </w:r>
+    </w:p>
+    <w:p>
+      <w:pPr>
+        <w:spacing w:line="324" w:lineRule="auto" w:after="80"/>
+      </w:pPr>
+      <w:r>
+        <w:rPr w:rFonts="맑은 고딕">
+          <w:rFonts w:ascii="맑은 고딕" w:hAnsi="맑은 고딕" w:eastAsia="맑은 고딕"/>
+          <w:b w:val="0"/>
+          <w:color w:val="6B7280"/>
+          <w:sz w:val="21"/>
+        </w:rPr>
+        <w:t xml:space="preserve">· </w:t>
+      </w:r>
+      <w:r>
+        <w:rPr w:rFonts="맑은 고딕">
+          <w:rFonts w:ascii="맑은 고딕" w:hAnsi="맑은 고딕" w:eastAsia="맑은 고딕"/>
+          <w:b/>
+          <w:color w:val="1F2937"/>
+          <w:sz w:val="21"/>
+        </w:rPr>
+        <w:t xml:space="preserve">시대의 흔적(스토리텔링): </w:t>
+      </w:r>
+      <w:r>
+        <w:rPr w:rFonts="맑은 고딕">
+          <w:rFonts w:ascii="맑은 고딕" w:hAnsi="맑은 고딕" w:eastAsia="맑은 고딕"/>
+          <w:b w:val="0"/>
+          <w:sz w:val="21"/>
+        </w:rPr>
+        <w:t>1970년대 베트남 전쟁 종전과 냉전의 서늘함, 그리고 경제적 격변 속에서 방황하던 청춘들에게 유라이아 힙의 음악은 현실의 무게를 잊게 해주는 환상적인 도피처이자 카타르시스였습니다. 국내에서도 음악다방의 턴테이블 위에서 애잔한 통기타와 오르간 선율이 흐르면 수많은 음악 애호가들이 숨을 죽이며 청춘의 낭만과 고독을 공유하던 시대의 짙은 노스탤지어가 담겨 있습니다.</w:t>
+      </w:r>
+    </w:p>
+    <w:p>
+      <w:pPr>
+        <w:spacing w:line="324" w:lineRule="auto" w:before="200" w:after="80"/>
+      </w:pPr>
+      <w:r>
+        <w:rPr w:rFonts="맑은 고딕">
+          <w:rFonts w:ascii="맑은 고딕" w:hAnsi="맑은 고딕" w:eastAsia="맑은 고딕"/>
+          <w:b/>
+          <w:color w:val="1E3A8A"/>
+          <w:sz w:val="24"/>
+        </w:rPr>
+        <w:t>4. 주요 수록곡 및 감상 제언</w:t>
+      </w:r>
+    </w:p>
+    <w:p>
+      <w:pPr>
+        <w:spacing w:line="324" w:lineRule="auto" w:after="80"/>
+      </w:pPr>
+      <w:r>
+        <w:rPr w:rFonts="맑은 고딕">
+          <w:rFonts w:ascii="맑은 고딕" w:hAnsi="맑은 고딕" w:eastAsia="맑은 고딕"/>
+          <w:b w:val="0"/>
+          <w:color w:val="6B7280"/>
+          <w:sz w:val="21"/>
+        </w:rPr>
+        <w:t xml:space="preserve">· </w:t>
+      </w:r>
+      <w:r>
+        <w:rPr w:rFonts="맑은 고딕">
+          <w:rFonts w:ascii="맑은 고딕" w:hAnsi="맑은 고딕" w:eastAsia="맑은 고딕"/>
+          <w:b/>
+          <w:color w:val="1F2937"/>
+          <w:sz w:val="21"/>
+        </w:rPr>
+        <w:t xml:space="preserve">주요 수록곡 특징: </w:t>
+      </w:r>
+      <w:r>
+        <w:rPr w:rFonts="맑은 고딕">
+          <w:rFonts w:ascii="맑은 고딕" w:hAnsi="맑은 고딕" w:eastAsia="맑은 고딕"/>
+          <w:b w:val="0"/>
+          <w:sz w:val="21"/>
+        </w:rPr>
+        <w:t>서정적인 멜로디와 어쿠스틱 기타, 격정적인 보컬이 어우러진 한국인이 가장 사랑하는 록 발라드의 명편 'Rain', 질주하는 리듬과 환상적인 팔세토 보컬이 압도적인 'Easy Livin'', 한 편의 신화적 판타지를 웅장한 오르간과 합창으로 구현해 낸 'The Wizard', 낭만적인 서정미의 극치를 들려주는 'Lady in Black'과 헤비 록의 원형을 제시한 'Gypsy' 등 수록곡 전곡이 음악사적 찬란함을 빛냅니다.</w:t>
+      </w:r>
+    </w:p>
+    <w:p>
+      <w:pPr>
+        <w:spacing w:line="324" w:lineRule="auto" w:after="80"/>
+      </w:pPr>
+      <w:r>
+        <w:rPr w:rFonts="맑은 고딕">
+          <w:rFonts w:ascii="맑은 고딕" w:hAnsi="맑은 고딕" w:eastAsia="맑은 고딕"/>
+          <w:b w:val="0"/>
+          <w:color w:val="6B7280"/>
+          <w:sz w:val="21"/>
+        </w:rPr>
+        <w:t xml:space="preserve">· </w:t>
+      </w:r>
+      <w:r>
+        <w:rPr w:rFonts="맑은 고딕">
+          <w:rFonts w:ascii="맑은 고딕" w:hAnsi="맑은 고딕" w:eastAsia="맑은 고딕"/>
+          <w:b/>
+          <w:color w:val="1F2937"/>
+          <w:sz w:val="21"/>
+        </w:rPr>
+        <w:t xml:space="preserve">빈티지 감상 제언: </w:t>
+      </w:r>
+      <w:r>
+        <w:rPr w:rFonts="맑은 고딕">
+          <w:rFonts w:ascii="맑은 고딕" w:hAnsi="맑은 고딕" w:eastAsia="맑은 고딕"/>
+          <w:b w:val="0"/>
+          <w:sz w:val="21"/>
+        </w:rPr>
+        <w:t>데이비드 바이런의 드라마틱한 고음 비브라토와 켄 헨슬리의 해먼드 오르간 특유의 회전하는 로터리 스피커 질감을 온전히 체감하기 위해서는 두툼한 중음역을 밀도 있게 밀어주는 진공관 앰프와의 매칭이 탁월합니다. 턴테이블 카트리지가 바이닐의 깊은 소리골을 긁어내며 뿜어내는 베이스 라인의 타격감과 배음은 디지털 음원에서는 결코 맛볼 수 없는 아날로그 특유의 따뜻하고 묵직한 공명감을 안겨줍니다.</w:t>
+      </w:r>
+    </w:p>
+    <w:p>
+      <w:pPr>
+        <w:spacing w:line="324" w:lineRule="auto" w:after="80"/>
+      </w:pPr>
+      <w:r>
+        <w:rPr w:rFonts="맑은 고딕">
+          <w:rFonts w:ascii="맑은 고딕" w:hAnsi="맑은 고딕" w:eastAsia="맑은 고딕"/>
+          <w:b w:val="0"/>
+          <w:color w:val="6B7280"/>
+          <w:sz w:val="21"/>
+        </w:rPr>
+        <w:t xml:space="preserve">· </w:t>
+      </w:r>
+      <w:r>
+        <w:rPr w:rFonts="맑은 고딕">
+          <w:rFonts w:ascii="맑은 고딕" w:hAnsi="맑은 고딕" w:eastAsia="맑은 고딕"/>
+          <w:b/>
+          <w:color w:val="1F2937"/>
+          <w:sz w:val="21"/>
+        </w:rPr>
+        <w:t xml:space="preserve">소장 가치: </w:t>
+      </w:r>
+      <w:r>
+        <w:rPr w:rFonts="맑은 고딕">
+          <w:rFonts w:ascii="맑은 고딕" w:hAnsi="맑은 고딕" w:eastAsia="맑은 고딕"/>
+          <w:b w:val="0"/>
+          <w:sz w:val="21"/>
+        </w:rPr>
+        <w:t>유라이아 힙의 음악적 전성기를 이끌었던 오리지널 라인업의 호흡이 가장 완벽하게 응축되어 있어 초심자와 정통 LP 컬렉터 모두에게 필수적인 컬렉터스 아이템입니다. 70년대 영국 록 음악의 황금기를 한 장의 바이닐로 오롯이 소유할 수 있다는 점만으로도 아날로그 라이브러리 상단에 반드시 자리해야 할 독보적인 소장 가치를 지닙니다.</w:t>
+      </w:r>
+    </w:p>
+    <w:p>
+      <w:pPr>
+        <w:spacing w:line="324" w:lineRule="auto" w:after="120" w:before="160"/>
+      </w:pPr>
+      <w:r>
+        <w:rPr w:rFonts="맑은 고딕">
+          <w:rFonts w:ascii="맑은 고딕" w:hAnsi="맑은 고딕" w:eastAsia="맑은 고딕"/>
+          <w:b/>
+          <w:color w:val="4338CA"/>
+          <w:sz w:val="21"/>
+        </w:rPr>
+        <w:t>이 음반을 통해 아날로그 바늘 끝에서 피어나는 웅장한 오르간 선율과 70년대 브리티시 록의 찬란한 서정성이 전해주는 감동을 다시 한번 경험해 보시는 것은 어떨까요?</w:t>
       </w:r>
     </w:p>
     <w:sectPr>
       <w:pgSz w:w="12240" w:h="15840"/>
-      <w:pgMar w:top="1440" w:right="1440" w:bottom="1440" w:left="1440" w:header="720" w:footer="720" w:gutter="0"/>
+      <w:pgMar w:top="1152" w:right="1296" w:bottom="1152" w:left="1296" w:header="720" w:footer="720" w:gutter="0"/>
       <w:cols w:space="720"/>
       <w:docGrid w:linePitch="360"/>
     </w:sectPr>

--- a/word_reports/LP_0367_위치_461_Uriah Heep_The Best of Ur.docx
+++ b/word_reports/LP_0367_위치_461_Uriah Heep_The Best of Ur.docx
@@ -32,7 +32,7 @@
     </w:p>
     <w:p>
       <w:pPr>
-        <w:spacing w:line="324" w:lineRule="auto" w:before="80" w:after="160"/>
+        <w:spacing w:line="324" w:lineRule="auto" w:before="80" w:after="120"/>
       </w:pPr>
       <w:r>
         <w:rPr w:rFonts="맑은 고딕">
@@ -42,13 +42,6 @@
           <w:sz w:val="22"/>
         </w:rPr>
         <w:t xml:space="preserve">[음반 소개] </w:t>
-      </w:r>
-      <w:r>
-        <w:rPr w:rFonts="맑은 고딕">
-          <w:rFonts w:ascii="맑은 고딕" w:hAnsi="맑은 고딕" w:eastAsia="맑은 고딕"/>
-          <w:b w:val="0"/>
-          <w:sz w:val="21"/>
-        </w:rPr>
       </w:r>
     </w:p>
     <w:p>
@@ -61,7 +54,46 @@
           <w:b w:val="0"/>
           <w:sz w:val="21"/>
         </w:rPr>
-        <w:t>1970년대 브리티시 하드 록의 여명기 속에서 클래시컬한 장엄함과 환상 문학적 서사를 결합해 독보적인 음악적 영토를 구축했던 유라이아 힙의 찬란한 정수가 응축된 베스트 앨범입니다. 해먼드 오르간의 웅장한 물결과 켄 헨슬리의 서정적인 건반, 그리고 데이비드 바이런의 극적인 비브라토가 어우러져 한 편의 중세 대서사시를 눈앞에 펼쳐냅니다. 거칠고 폭발적인 록의 에너지 이면에 깃든 애수 어린 멜로디와 풍성한 5성 코러스 하모니는 당대 록 음악이 도달할 수 있었던 가장 낭만적인 순간을 증명합니다. 황금기 유라이아 힙의 심장부를 관통하는 명작들을 집대성한 이 음반은 아날로그 시대를 풍미한 프로그레시브 하드 록의 정수를 오롯이 전해주는 소중한 음악적 유산입니다.</w:t>
+        <w:t>1970년대 록 음악의 황금기는 거친 원초적 에너지와 클래시컬한 음악적 탐구가 가장 아름답게 교차하던 찬란한 시대였습니다. 영국의 하드 록과 프로그레시브 록이 만개하던 그 격동의 정점에서, 유라이아 힙(Uriah Heep)은 웅장한 해먼드 오르간의 물결과 서사시적인 5성 보컬 하모니, 그리고 심장을 울리는 강렬한 리프를 결합하여 자신들만의 독보적인 소닉 파노라마를 구축했습니다. 찰스 디킨스의 소설 《데이비드 코퍼필드》에 등장하는 위선적인 인물의 이름을 차용했던 이들은, 역설적이게도 가장 솔직하고 드라마틱하며 문학적인 서정미로 전 세계 음악 애호가들의 영혼을 사로잡았습니다.</w:t>
+      </w:r>
+    </w:p>
+    <w:p>
+      <w:pPr>
+        <w:spacing w:line="324" w:lineRule="auto" w:after="120"/>
+      </w:pPr>
+      <w:r>
+        <w:rPr w:rFonts="맑은 고딕">
+          <w:rFonts w:ascii="맑은 고딕" w:hAnsi="맑은 고딕" w:eastAsia="맑은 고딕"/>
+          <w:b w:val="0"/>
+          <w:sz w:val="21"/>
+        </w:rPr>
+        <w:t>본작 《The Best of Uriah Heep》은 1970년대 초·중반 유라이아 힙이 최정상의 음악적 응집력을 발휘하던 전성기 시절의 정수를 오롯이 집대성한 불멸의 명반입니다. 켄 헨슬리의 천재적인 건반 연주와 작곡 감각, 믹 박스의 묵직하고 날카로운 기타 톤, 그리고 고음역을 유려하게 넘나들던 데이비드 바이런의 연극적 보컬이 빚어낸 결정체들이 한 장의 바이닐 속에 빈틈없이 직조되어 있습니다. 이 앨범은 단순한 히트곡의 나열을 넘어, 하드 록의 역동성과 아트 록의 심오한 구조미가 어떻게 완벽한 균형을 이룰 수 있는지를 증명하는 장엄한 서사시와도 같습니다.</w:t>
+      </w:r>
+    </w:p>
+    <w:p>
+      <w:pPr>
+        <w:spacing w:line="324" w:lineRule="auto" w:after="120"/>
+      </w:pPr>
+      <w:r>
+        <w:rPr w:rFonts="맑은 고딕">
+          <w:rFonts w:ascii="맑은 고딕" w:hAnsi="맑은 고딕" w:eastAsia="맑은 고딕"/>
+          <w:b w:val="0"/>
+          <w:sz w:val="21"/>
+        </w:rPr>
+        <w:t>유라이아 힙이 음악을 통해 전하고자 했던 궁극의 메시지는 어두운 현실을 초월하는 환상과 시적 서정성, 그리고 인간 내면의 격정과 낭만이었습니다. 신비로운 마법사와 방랑자의 전설을 노래하다가도, 한순간에 서정적인 어쿠스틱 발라드로 듣는 이의 가슴을 뭉클하게 적시는 이들의 음악적 스펙트럼은 반세기가 흐른 오늘날에도 결코 빛바래지 않는 강인한 생명력을 품고 있습니다. 거친 록의 골조 위에 얹힌 섬세하고 시적인 멜로디는 아날로그 시대가 남긴 가장 고아하고도 뜨거운 유산 중 하나입니다.</w:t>
+      </w:r>
+    </w:p>
+    <w:p>
+      <w:pPr>
+        <w:spacing w:line="324" w:lineRule="auto" w:after="120"/>
+      </w:pPr>
+      <w:r>
+        <w:rPr w:rFonts="맑은 고딕">
+          <w:rFonts w:ascii="맑은 고딕" w:hAnsi="맑은 고딕" w:eastAsia="맑은 고딕"/>
+          <w:b w:val="0"/>
+          <w:sz w:val="21"/>
+        </w:rPr>
+        <w:t>오늘날 턴테이블의 바늘을 올려 이 앨범을 마주하는 일은, 1970년대 브리티시 록의 심장부로 떠나는 낭만적인 시간 여행입니다. 거친 숨결로 질주하는 하드 록 트랙부터 새벽안개처럼 피어오르는 서정적인 대곡에 이르기까지, 소릿골 사이사이에 새겨진 유라이아 힙의 음악적 열정은 클래식과 팝, 록의 경계를 허물며 듣는 이에게 형언할 수 없는 전율과 깊은 마음의 정화를 선사합니다.</w:t>
       </w:r>
     </w:p>
     <w:p>
@@ -129,6 +161,37 @@
           <w:color w:val="1F2937"/>
           <w:sz w:val="21"/>
         </w:rPr>
+        <w:t xml:space="preserve">아티스트: </w:t>
+      </w:r>
+      <w:r>
+        <w:rPr w:rFonts="맑은 고딕">
+          <w:rFonts w:ascii="맑은 고딕" w:hAnsi="맑은 고딕" w:eastAsia="맑은 고딕"/>
+          <w:b w:val="0"/>
+          <w:sz w:val="21"/>
+        </w:rPr>
+        <w:t>Uriah Heep (유라이아 힙)</w:t>
+      </w:r>
+    </w:p>
+    <w:p>
+      <w:pPr>
+        <w:spacing w:line="324" w:lineRule="auto" w:after="80"/>
+      </w:pPr>
+      <w:r>
+        <w:rPr w:rFonts="맑은 고딕">
+          <w:rFonts w:ascii="맑은 고딕" w:hAnsi="맑은 고딕" w:eastAsia="맑은 고딕"/>
+          <w:b w:val="0"/>
+          <w:color w:val="6B7280"/>
+          <w:sz w:val="21"/>
+        </w:rPr>
+        <w:t xml:space="preserve">· </w:t>
+      </w:r>
+      <w:r>
+        <w:rPr w:rFonts="맑은 고딕">
+          <w:rFonts w:ascii="맑은 고딕" w:hAnsi="맑은 고딕" w:eastAsia="맑은 고딕"/>
+          <w:b/>
+          <w:color w:val="1F2937"/>
+          <w:sz w:val="21"/>
+        </w:rPr>
         <w:t xml:space="preserve">발매 정보: </w:t>
       </w:r>
       <w:r>
@@ -137,7 +200,7 @@
           <w:b w:val="0"/>
           <w:sz w:val="21"/>
         </w:rPr>
-        <w:t>유라이아 힙의 최전성기였던 1970년대 초·중반 명곡들을 집대성하여 1975~1976년 무렵 머큐리(Mercury) 및 브론즈(Bronze) 레코드를 통해 전 세계에 발매된 기념비적인 컴필레이션 앨범입니다.</w:t>
+        <w:t>1970년대 중반 유라이아 힙의 브론즈(Bronze)/머큐리(Mercury) 레코드 전성기 대표 명곡들을 엄선하여 발매된 공식 베스트 컴필레이션 앨범으로, 밴드의 황금기 음악 세계를 한눈에 조망할 수 있는 역사적 음반입니다.</w:t>
       </w:r>
     </w:p>
     <w:p>
@@ -168,7 +231,7 @@
           <w:b w:val="0"/>
           <w:sz w:val="21"/>
         </w:rPr>
-        <w:t>발매 직후 미국 빌보드 200 차트 상위권에 진입하고 유럽 각국 차트를 석권하였으며, 꾸준한 스테디셀러로 자리매김해 미국 RIAA 골드(Gold) 레코드 인증 및 글로벌 수백만 장의 누적 판매고를 기록했습니다.</w:t>
+        <w:t>발매 직후 유럽 전역(영국, 독일, 스칸디나비아 등)과 북미 차트 상위권에 진입하였으며, 독일 등지에서는 골드 레코드를 기록하는 등 전 세계적으로 수백만 장 이상의 스테디셀러를 기록했습니다.</w:t>
       </w:r>
     </w:p>
     <w:p>
@@ -199,7 +262,7 @@
           <w:b w:val="0"/>
           <w:sz w:val="21"/>
         </w:rPr>
-        <w:t>딥 퍼플, 레드 제플린, 블랙 사바스와 더불어 '영국 4대 헤비 록 밴드'로서의 위상을 확고히 각인시켰으며, 클래식 록 매거진 등 유수의 음악 매체로부터 70년대 프로그레시브 하드 록을 정의한 걸작 모음집으로 영구히 헌정되고 있습니다.</w:t>
+        <w:t>밴드의 통산 전 세계 4천만 장 이상의 음반 판매고를 증명하는 대표 컴필레이션으로 꼽히며, 클래식 록 매거진 및 음악 평단으로부터 ‘70년대 브리티시 하드 록/프로그레시브 사운드의 정수가 담긴 교과서적 명반’으로 공인받고 있습니다.</w:t>
       </w:r>
     </w:p>
     <w:p>
@@ -275,7 +338,7 @@
           <w:b w:val="0"/>
           <w:sz w:val="21"/>
         </w:rPr>
-        <w:t>1969년 결성 ~ 현재 활동 중</w:t>
+        <w:t>1969년 결성 (현재까지 활동 중)</w:t>
       </w:r>
     </w:p>
     <w:p>
@@ -306,7 +369,7 @@
           <w:b w:val="0"/>
           <w:sz w:val="21"/>
         </w:rPr>
-        <w:t>록 밴드 (5인조 그룹 형태)</w:t>
+        <w:t>5인조 록 밴드 (하드 록, 프로그레시브 록)</w:t>
       </w:r>
     </w:p>
     <w:p>
@@ -337,7 +400,7 @@
           <w:b w:val="0"/>
           <w:sz w:val="21"/>
         </w:rPr>
-        <w:t>찰스 디킨스의 소설 《데이비드 코퍼필드》 속 인물에서 이름을 따온 유라이아 힙은 드라마틱한 멜로디 감각과 오페라를 방불케 하는 보컬 하모니로 프로그레시브 록과 헤비메탈의 교량을 놓은 선구자입니다. 해먼드 오르간을 주선율로 전면에 내세운 독창적인 편곡 기법과 신화적 상상력을 담은 가사 세계는 후대 심포닉 록과 유러피언 파워 메탈 씬 전반에 지대한 영향을 끼쳤습니다.</w:t>
+        <w:t>딥 퍼플, 레드 제플린, 블랙 사바스와 함께 1970년대 초 브리티시 하드 록의 여명기를 개척한 전설적인 밴드입니다. 웅장한 해먼드 오르간 중심의 클래시컬한 편곡과 다채로운 보컬 하모니를 결합하여 드라마틱하고 환상적인 프로그레시브 하드 록의 독창적 영역을 확립했습니다.</w:t>
       </w:r>
     </w:p>
     <w:p>
@@ -382,7 +445,7 @@
           <w:b w:val="0"/>
           <w:sz w:val="21"/>
         </w:rPr>
-        <w:t>단순한 히트곡의 나열을 넘어, 거친 하드 록 사운드에 클래시컬한 대위법과 바로크적 비장미를 성공적으로 접목했던 1970년대 록의 미학적 정점을 보여주는 앨범입니다. 헤비메탈의 태동기와 프로그레시브 록의 황금기가 절묘하게 맞물린 지점에서 탄생한 본작은 밴드의 음악적 정체성이 완성되었음을 알리는 가장 완벽한 역사적 입문서이자 정전(Canon)으로 평가받습니다.</w:t>
+        <w:t>하드 록의 육중함과 심포닉 록의 서정적 우아함을 이상적으로 융합한 기념비적 앨범입니다. 개별 정규 음반들의 성과를 압축하여 유라이아 힙 특유의 판타지적 세계관과 멜로딕 록의 진수를 하나의 완결된 감상적 서사로 재구성해 낸 높은 완성도를 자랑합니다.</w:t>
       </w:r>
     </w:p>
     <w:p>
@@ -413,7 +476,7 @@
           <w:b w:val="0"/>
           <w:sz w:val="21"/>
         </w:rPr>
-        <w:t>1970년대 베트남 전쟁 종전과 냉전의 서늘함, 그리고 경제적 격변 속에서 방황하던 청춘들에게 유라이아 힙의 음악은 현실의 무게를 잊게 해주는 환상적인 도피처이자 카타르시스였습니다. 국내에서도 음악다방의 턴테이블 위에서 애잔한 통기타와 오르간 선율이 흐르면 수많은 음악 애호가들이 숨을 죽이며 청춘의 낭만과 고독을 공유하던 시대의 짙은 노스탤지어가 담겨 있습니다.</w:t>
+        <w:t>1970년대 냉전의 불안과 산업화의 황량함 속에서 방황하던 청춘들에게 탈출구와도 같은 환상 문학적 카타르시스를 제공했습니다. 국내 다방과 음악 감상실의 아날로그 오디오를 통해 흘러나오며 낭만과 자유를 갈망하던 그 시절 청년들의 가슴을 뜨겁게 적셨던 시대의 정서가 고스란히 각인되어 있습니다.</w:t>
       </w:r>
     </w:p>
     <w:p>
@@ -458,7 +521,130 @@
           <w:b w:val="0"/>
           <w:sz w:val="21"/>
         </w:rPr>
-        <w:t>서정적인 멜로디와 어쿠스틱 기타, 격정적인 보컬이 어우러진 한국인이 가장 사랑하는 록 발라드의 명편 'Rain', 질주하는 리듬과 환상적인 팔세토 보컬이 압도적인 'Easy Livin'', 한 편의 신화적 판타지를 웅장한 오르간과 합창으로 구현해 낸 'The Wizard', 낭만적인 서정미의 극치를 들려주는 'Lady in Black'과 헤비 록의 원형을 제시한 'Gypsy' 등 수록곡 전곡이 음악사적 찬란함을 빛냅니다.</w:t>
+      </w:r>
+    </w:p>
+    <w:p>
+      <w:pPr>
+        <w:spacing w:line="324" w:lineRule="auto" w:after="80"/>
+      </w:pPr>
+      <w:r>
+        <w:rPr w:rFonts="맑은 고딕">
+          <w:rFonts w:ascii="맑은 고딕" w:hAnsi="맑은 고딕" w:eastAsia="맑은 고딕"/>
+          <w:b w:val="0"/>
+          <w:color w:val="6B7280"/>
+          <w:sz w:val="21"/>
+        </w:rPr>
+        <w:t xml:space="preserve">· </w:t>
+      </w:r>
+      <w:r>
+        <w:rPr w:rFonts="맑은 고딕">
+          <w:rFonts w:ascii="맑은 고딕" w:hAnsi="맑은 고딕" w:eastAsia="맑은 고딕"/>
+          <w:b/>
+          <w:color w:val="1F2937"/>
+          <w:sz w:val="21"/>
+        </w:rPr>
+        <w:t xml:space="preserve">'Easy Livin'': </w:t>
+      </w:r>
+      <w:r>
+        <w:rPr w:rFonts="맑은 고딕">
+          <w:rFonts w:ascii="맑은 고딕" w:hAnsi="맑은 고딕" w:eastAsia="맑은 고딕"/>
+          <w:b w:val="0"/>
+          <w:sz w:val="21"/>
+        </w:rPr>
+        <w:t>질주하는 하드 록의 직선적인 쾌감과 폭발적인 드라이브감이 응축된 밴드의 대표적 시그니처 트랙입니다.</w:t>
+      </w:r>
+    </w:p>
+    <w:p>
+      <w:pPr>
+        <w:spacing w:line="324" w:lineRule="auto" w:after="80"/>
+      </w:pPr>
+      <w:r>
+        <w:rPr w:rFonts="맑은 고딕">
+          <w:rFonts w:ascii="맑은 고딕" w:hAnsi="맑은 고딕" w:eastAsia="맑은 고딕"/>
+          <w:b w:val="0"/>
+          <w:color w:val="6B7280"/>
+          <w:sz w:val="21"/>
+        </w:rPr>
+        <w:t xml:space="preserve">· </w:t>
+      </w:r>
+      <w:r>
+        <w:rPr w:rFonts="맑은 고딕">
+          <w:rFonts w:ascii="맑은 고딕" w:hAnsi="맑은 고딕" w:eastAsia="맑은 고딕"/>
+          <w:b/>
+          <w:color w:val="1F2937"/>
+          <w:sz w:val="21"/>
+        </w:rPr>
+        <w:t xml:space="preserve">'Lady in Black': </w:t>
+      </w:r>
+      <w:r>
+        <w:rPr w:rFonts="맑은 고딕">
+          <w:rFonts w:ascii="맑은 고딕" w:hAnsi="맑은 고딕" w:eastAsia="맑은 고딕"/>
+          <w:b w:val="0"/>
+          <w:sz w:val="21"/>
+        </w:rPr>
+        <w:t>단 두 개의 코드 위에 얹힌 몽환적인 멜로디와 어쿠스틱 기타, 신비로운 코러스가 가슴을 울리는 불멸의 포크 록 서사시입니다.</w:t>
+      </w:r>
+    </w:p>
+    <w:p>
+      <w:pPr>
+        <w:spacing w:line="324" w:lineRule="auto" w:after="80"/>
+      </w:pPr>
+      <w:r>
+        <w:rPr w:rFonts="맑은 고딕">
+          <w:rFonts w:ascii="맑은 고딕" w:hAnsi="맑은 고딕" w:eastAsia="맑은 고딕"/>
+          <w:b w:val="0"/>
+          <w:color w:val="6B7280"/>
+          <w:sz w:val="21"/>
+        </w:rPr>
+        <w:t xml:space="preserve">· </w:t>
+      </w:r>
+      <w:r>
+        <w:rPr w:rFonts="맑은 고딕">
+          <w:rFonts w:ascii="맑은 고딕" w:hAnsi="맑은 고딕" w:eastAsia="맑은 고딕"/>
+          <w:b/>
+          <w:color w:val="1F2937"/>
+          <w:sz w:val="21"/>
+        </w:rPr>
+        <w:t xml:space="preserve">'July Morning': </w:t>
+      </w:r>
+      <w:r>
+        <w:rPr w:rFonts="맑은 고딕">
+          <w:rFonts w:ascii="맑은 고딕" w:hAnsi="맑은 고딕" w:eastAsia="맑은 고딕"/>
+          <w:b w:val="0"/>
+          <w:sz w:val="21"/>
+        </w:rPr>
+        <w:t>한국인이 가장 사랑하는 아트 록 대곡 중 하나로, 서정적인 어쿠스틱 인트로에서 시작해 웅장한 신디사이저와 절규하는 보컬로 이어지는 극적인 클라이맥스가 압권입니다.</w:t>
+      </w:r>
+    </w:p>
+    <w:p>
+      <w:pPr>
+        <w:spacing w:line="324" w:lineRule="auto" w:after="80"/>
+      </w:pPr>
+      <w:r>
+        <w:rPr w:rFonts="맑은 고딕">
+          <w:rFonts w:ascii="맑은 고딕" w:hAnsi="맑은 고딕" w:eastAsia="맑은 고딕"/>
+          <w:b w:val="0"/>
+          <w:color w:val="6B7280"/>
+          <w:sz w:val="21"/>
+        </w:rPr>
+        <w:t xml:space="preserve">· </w:t>
+      </w:r>
+      <w:r>
+        <w:rPr w:rFonts="맑은 고딕">
+          <w:rFonts w:ascii="맑은 고딕" w:hAnsi="맑은 고딕" w:eastAsia="맑은 고딕"/>
+          <w:b/>
+          <w:color w:val="1F2937"/>
+          <w:sz w:val="21"/>
+        </w:rPr>
+        <w:t xml:space="preserve">'Gypsy': </w:t>
+      </w:r>
+      <w:r>
+        <w:rPr w:rFonts="맑은 고딕">
+          <w:rFonts w:ascii="맑은 고딕" w:hAnsi="맑은 고딕" w:eastAsia="맑은 고딕"/>
+          <w:b w:val="0"/>
+          <w:sz w:val="21"/>
+        </w:rPr>
+        <w:t>데뷔작의 포문을 열었던 곡으로, 강렬한 기타 리프와 중후한 해먼드 오르간의 인터플레이가 록 음악의 원초적 매력을 뿜어냅니다.</w:t>
       </w:r>
     </w:p>
     <w:p>
@@ -489,7 +675,7 @@
           <w:b w:val="0"/>
           <w:sz w:val="21"/>
         </w:rPr>
-        <w:t>데이비드 바이런의 드라마틱한 고음 비브라토와 켄 헨슬리의 해먼드 오르간 특유의 회전하는 로터리 스피커 질감을 온전히 체감하기 위해서는 두툼한 중음역을 밀도 있게 밀어주는 진공관 앰프와의 매칭이 탁월합니다. 턴테이블 카트리지가 바이닐의 깊은 소리골을 긁어내며 뿜어내는 베이스 라인의 타격감과 배음은 디지털 음원에서는 결코 맛볼 수 없는 아날로그 특유의 따뜻하고 묵직한 공명감을 안겨줍니다.</w:t>
+        <w:t>진공관 앰프의 온기 어린 배음과 턴테이블의 묵직한 카트리지를 통해 재생할 때, 켄 헨슬리의 레슬리 스피커를 통과하는 해먼드 오르간의 회전감과 데이비드 바이런의 섬세한 비브라토가 룸 전체를 밀도 높게 채우는 아날로그 음향의 진수를 만끽할 수 있습니다.</w:t>
       </w:r>
     </w:p>
     <w:p>
@@ -520,7 +706,7 @@
           <w:b w:val="0"/>
           <w:sz w:val="21"/>
         </w:rPr>
-        <w:t>유라이아 힙의 음악적 전성기를 이끌었던 오리지널 라인업의 호흡이 가장 완벽하게 응축되어 있어 초심자와 정통 LP 컬렉터 모두에게 필수적인 컬렉터스 아이템입니다. 70년대 영국 록 음악의 황금기를 한 장의 바이닐로 오롯이 소유할 수 있다는 점만으로도 아날로그 라이브러리 상단에 반드시 자리해야 할 독보적인 소장 가치를 지닙니다.</w:t>
+        <w:t>유라이아 힙의 음악적 정점이라 할 수 있는 1970년대 오리지널 아날로그 마스터의 질감을 고스란히 담고 있는 필수 바이닐입니다. 록 음악 애호가는 물론 클래식 애호가에게도 장르를 초월한 웅장한 스케일과 깊은 서정성을 선사하는 컬렉터스 아이템입니다.</w:t>
       </w:r>
     </w:p>
     <w:p>
@@ -534,7 +720,7 @@
           <w:color w:val="4338CA"/>
           <w:sz w:val="21"/>
         </w:rPr>
-        <w:t>이 음반을 통해 아날로그 바늘 끝에서 피어나는 웅장한 오르간 선율과 70년대 브리티시 록의 찬란한 서정성이 전해주는 감동을 다시 한번 경험해 보시는 것은 어떨까요?</w:t>
+        <w:t>이 음반을 통해 아날로그 바늘 끝에서 피어나는 장엄한 오르간의 선율과 깊은 서정이 전해주는 감동을 다시 한번 경험해 보시는 것은 어떨까요?</w:t>
       </w:r>
     </w:p>
     <w:sectPr>
